--- a/docs/AFC_Complete_System_and_Operations_Guide.docx
+++ b/docs/AFC_Complete_System_and_Operations_Guide.docx
@@ -945,7 +945,7 @@
         <w:pStyle w:val="ListParagraph"/>
         <w:numPr>
           <w:ilvl w:val="0"/>
-          <w:numId w:val="3"/>
+          <w:numId w:val="4"/>
         </w:numPr>
         <w:spacing w:after="120"/>
       </w:pPr>
@@ -965,7 +965,7 @@
         <w:pStyle w:val="ListParagraph"/>
         <w:numPr>
           <w:ilvl w:val="0"/>
-          <w:numId w:val="3"/>
+          <w:numId w:val="4"/>
         </w:numPr>
         <w:spacing w:after="120"/>
       </w:pPr>
@@ -985,7 +985,7 @@
         <w:pStyle w:val="ListParagraph"/>
         <w:numPr>
           <w:ilvl w:val="0"/>
-          <w:numId w:val="3"/>
+          <w:numId w:val="4"/>
         </w:numPr>
         <w:spacing w:after="120"/>
       </w:pPr>
@@ -1014,7 +1014,7 @@
         <w:pStyle w:val="ListParagraph"/>
         <w:numPr>
           <w:ilvl w:val="0"/>
-          <w:numId w:val="3"/>
+          <w:numId w:val="5"/>
         </w:numPr>
         <w:spacing w:after="120"/>
       </w:pPr>
@@ -1034,7 +1034,7 @@
         <w:pStyle w:val="ListParagraph"/>
         <w:numPr>
           <w:ilvl w:val="0"/>
-          <w:numId w:val="3"/>
+          <w:numId w:val="5"/>
         </w:numPr>
         <w:spacing w:after="120"/>
       </w:pPr>
@@ -1054,7 +1054,7 @@
         <w:pStyle w:val="ListParagraph"/>
         <w:numPr>
           <w:ilvl w:val="0"/>
-          <w:numId w:val="3"/>
+          <w:numId w:val="5"/>
         </w:numPr>
         <w:spacing w:after="120"/>
       </w:pPr>
@@ -1074,7 +1074,7 @@
         <w:pStyle w:val="ListParagraph"/>
         <w:numPr>
           <w:ilvl w:val="0"/>
-          <w:numId w:val="3"/>
+          <w:numId w:val="5"/>
         </w:numPr>
         <w:spacing w:after="120"/>
       </w:pPr>
@@ -1745,7 +1745,7 @@
         <w:pStyle w:val="ListParagraph"/>
         <w:numPr>
           <w:ilvl w:val="0"/>
-          <w:numId w:val="3"/>
+          <w:numId w:val="6"/>
         </w:numPr>
         <w:spacing w:after="120"/>
       </w:pPr>
@@ -1765,7 +1765,7 @@
         <w:pStyle w:val="ListParagraph"/>
         <w:numPr>
           <w:ilvl w:val="0"/>
-          <w:numId w:val="3"/>
+          <w:numId w:val="6"/>
         </w:numPr>
         <w:spacing w:after="120"/>
       </w:pPr>
@@ -1785,7 +1785,7 @@
         <w:pStyle w:val="ListParagraph"/>
         <w:numPr>
           <w:ilvl w:val="0"/>
-          <w:numId w:val="3"/>
+          <w:numId w:val="6"/>
         </w:numPr>
         <w:spacing w:after="120"/>
       </w:pPr>
@@ -1831,7 +1831,7 @@
         <w:pStyle w:val="ListParagraph"/>
         <w:numPr>
           <w:ilvl w:val="0"/>
-          <w:numId w:val="3"/>
+          <w:numId w:val="7"/>
         </w:numPr>
         <w:spacing w:after="120"/>
       </w:pPr>
@@ -1851,7 +1851,7 @@
         <w:pStyle w:val="ListParagraph"/>
         <w:numPr>
           <w:ilvl w:val="0"/>
-          <w:numId w:val="3"/>
+          <w:numId w:val="7"/>
         </w:numPr>
         <w:spacing w:after="120"/>
       </w:pPr>
@@ -1871,7 +1871,7 @@
         <w:pStyle w:val="ListParagraph"/>
         <w:numPr>
           <w:ilvl w:val="0"/>
-          <w:numId w:val="3"/>
+          <w:numId w:val="7"/>
         </w:numPr>
         <w:spacing w:after="120"/>
       </w:pPr>
@@ -1900,7 +1900,7 @@
         <w:pStyle w:val="ListParagraph"/>
         <w:numPr>
           <w:ilvl w:val="0"/>
-          <w:numId w:val="3"/>
+          <w:numId w:val="8"/>
         </w:numPr>
         <w:spacing w:after="120"/>
       </w:pPr>
@@ -1920,7 +1920,7 @@
         <w:pStyle w:val="ListParagraph"/>
         <w:numPr>
           <w:ilvl w:val="0"/>
-          <w:numId w:val="3"/>
+          <w:numId w:val="8"/>
         </w:numPr>
         <w:spacing w:after="120"/>
       </w:pPr>
@@ -1940,7 +1940,7 @@
         <w:pStyle w:val="ListParagraph"/>
         <w:numPr>
           <w:ilvl w:val="0"/>
-          <w:numId w:val="3"/>
+          <w:numId w:val="8"/>
         </w:numPr>
         <w:spacing w:after="120"/>
       </w:pPr>
@@ -1969,7 +1969,7 @@
         <w:pStyle w:val="ListParagraph"/>
         <w:numPr>
           <w:ilvl w:val="0"/>
-          <w:numId w:val="3"/>
+          <w:numId w:val="9"/>
         </w:numPr>
         <w:spacing w:after="120"/>
       </w:pPr>
@@ -1989,7 +1989,7 @@
         <w:pStyle w:val="ListParagraph"/>
         <w:numPr>
           <w:ilvl w:val="0"/>
-          <w:numId w:val="3"/>
+          <w:numId w:val="9"/>
         </w:numPr>
         <w:spacing w:after="120"/>
       </w:pPr>
@@ -6728,6 +6728,78 @@
       </w:pPr>
     </w:lvl>
   </w:abstractNum>
+  <w:abstractNum w:abstractNumId="4" w15:restartNumberingAfterBreak="0">
+    <w:multiLevelType w:val="hybridMultilevel"/>
+    <w:lvl w:ilvl="0" w15:tentative="1">
+      <w:start w:val="1"/>
+      <w:numFmt w:val="decimal"/>
+      <w:lvlText w:val="%1."/>
+      <w:lvlJc w:val="left"/>
+      <w:pPr>
+        <w:ind w:left="460" w:hanging="260"/>
+      </w:pPr>
+    </w:lvl>
+  </w:abstractNum>
+  <w:abstractNum w:abstractNumId="5" w15:restartNumberingAfterBreak="0">
+    <w:multiLevelType w:val="hybridMultilevel"/>
+    <w:lvl w:ilvl="0" w15:tentative="1">
+      <w:start w:val="1"/>
+      <w:numFmt w:val="decimal"/>
+      <w:lvlText w:val="%1."/>
+      <w:lvlJc w:val="left"/>
+      <w:pPr>
+        <w:ind w:left="460" w:hanging="260"/>
+      </w:pPr>
+    </w:lvl>
+  </w:abstractNum>
+  <w:abstractNum w:abstractNumId="6" w15:restartNumberingAfterBreak="0">
+    <w:multiLevelType w:val="hybridMultilevel"/>
+    <w:lvl w:ilvl="0" w15:tentative="1">
+      <w:start w:val="1"/>
+      <w:numFmt w:val="decimal"/>
+      <w:lvlText w:val="%1."/>
+      <w:lvlJc w:val="left"/>
+      <w:pPr>
+        <w:ind w:left="460" w:hanging="260"/>
+      </w:pPr>
+    </w:lvl>
+  </w:abstractNum>
+  <w:abstractNum w:abstractNumId="7" w15:restartNumberingAfterBreak="0">
+    <w:multiLevelType w:val="hybridMultilevel"/>
+    <w:lvl w:ilvl="0" w15:tentative="1">
+      <w:start w:val="1"/>
+      <w:numFmt w:val="decimal"/>
+      <w:lvlText w:val="%1."/>
+      <w:lvlJc w:val="left"/>
+      <w:pPr>
+        <w:ind w:left="460" w:hanging="260"/>
+      </w:pPr>
+    </w:lvl>
+  </w:abstractNum>
+  <w:abstractNum w:abstractNumId="8" w15:restartNumberingAfterBreak="0">
+    <w:multiLevelType w:val="hybridMultilevel"/>
+    <w:lvl w:ilvl="0" w15:tentative="1">
+      <w:start w:val="1"/>
+      <w:numFmt w:val="decimal"/>
+      <w:lvlText w:val="%1."/>
+      <w:lvlJc w:val="left"/>
+      <w:pPr>
+        <w:ind w:left="460" w:hanging="260"/>
+      </w:pPr>
+    </w:lvl>
+  </w:abstractNum>
+  <w:abstractNum w:abstractNumId="9" w15:restartNumberingAfterBreak="0">
+    <w:multiLevelType w:val="hybridMultilevel"/>
+    <w:lvl w:ilvl="0" w15:tentative="1">
+      <w:start w:val="1"/>
+      <w:numFmt w:val="decimal"/>
+      <w:lvlText w:val="%1."/>
+      <w:lvlJc w:val="left"/>
+      <w:pPr>
+        <w:ind w:left="460" w:hanging="260"/>
+      </w:pPr>
+    </w:lvl>
+  </w:abstractNum>
   <w:num w:numId="1">
     <w:abstractNumId w:val="1"/>
     <w:lvlOverride w:ilvl="0">
@@ -6742,6 +6814,42 @@
   </w:num>
   <w:num w:numId="3">
     <w:abstractNumId w:val="3"/>
+    <w:lvlOverride w:ilvl="0">
+      <w:startOverride w:val="1"/>
+    </w:lvlOverride>
+  </w:num>
+  <w:num w:numId="4">
+    <w:abstractNumId w:val="4"/>
+    <w:lvlOverride w:ilvl="0">
+      <w:startOverride w:val="1"/>
+    </w:lvlOverride>
+  </w:num>
+  <w:num w:numId="5">
+    <w:abstractNumId w:val="5"/>
+    <w:lvlOverride w:ilvl="0">
+      <w:startOverride w:val="1"/>
+    </w:lvlOverride>
+  </w:num>
+  <w:num w:numId="6">
+    <w:abstractNumId w:val="6"/>
+    <w:lvlOverride w:ilvl="0">
+      <w:startOverride w:val="1"/>
+    </w:lvlOverride>
+  </w:num>
+  <w:num w:numId="7">
+    <w:abstractNumId w:val="7"/>
+    <w:lvlOverride w:ilvl="0">
+      <w:startOverride w:val="1"/>
+    </w:lvlOverride>
+  </w:num>
+  <w:num w:numId="8">
+    <w:abstractNumId w:val="8"/>
+    <w:lvlOverride w:ilvl="0">
+      <w:startOverride w:val="1"/>
+    </w:lvlOverride>
+  </w:num>
+  <w:num w:numId="9">
+    <w:abstractNumId w:val="9"/>
     <w:lvlOverride w:ilvl="0">
       <w:startOverride w:val="1"/>
     </w:lvlOverride>
